--- a/el25645_Visual_Analytics.docx
+++ b/el25645_Visual_Analytics.docx
@@ -41,6 +41,72 @@
           <w:lang w:val="en-US"/>
         </w:rPr>
       </w:pPr>
+      <w:r>
+        <w:rPr>
+          <w:lang w:val="en-US"/>
+        </w:rPr>
+        <w:t>This report provides a visual analytical approach to understanding complex socio-economic challenges and trends emerging from the 2011 and 2021 UK National Census data.</w:t>
+      </w:r>
+      <w:r>
+        <w:rPr>
+          <w:lang w:val="en-US"/>
+        </w:rPr>
+        <w:t xml:space="preserve"> The massive data generated from the census can provide a great understanding in the cause and relationship of much socio-economic challenges faced by the country. </w:t>
+      </w:r>
+      <w:r>
+        <w:rPr>
+          <w:lang w:val="en-US"/>
+        </w:rPr>
+        <w:t>To tackle this, we look at how dimensionality reduction techniques like PCA, t-SNE and UMAP help in drawing actionable insights from massive amounts of data in a minimalistic manner to save the end users and stakeholders from cognitive overload.</w:t>
+      </w:r>
+      <w:r>
+        <w:rPr>
+          <w:lang w:val="en-US"/>
+        </w:rPr>
+        <w:t xml:space="preserve"> The study </w:t>
+      </w:r>
+      <w:r>
+        <w:rPr>
+          <w:lang w:val="en-US"/>
+        </w:rPr>
+        <w:t>evaluates how such complex data can be processed and displayed on Tableau</w:t>
+      </w:r>
+      <w:r>
+        <w:rPr>
+          <w:lang w:val="en-US"/>
+        </w:rPr>
+        <w:t xml:space="preserve"> dashboards by following Munzner’s taxonomies</w:t>
+      </w:r>
+      <w:r>
+        <w:rPr>
+          <w:lang w:val="en-US"/>
+        </w:rPr>
+        <w:t>.</w:t>
+      </w:r>
+      <w:r>
+        <w:rPr>
+          <w:lang w:val="en-US"/>
+        </w:rPr>
+        <w:t xml:space="preserve"> The visual analysis reveals stark contrast in Urban and Rural dwellings in terms of Ethnicity, Occupation, Health and Industrial distribution. And how all these factors affect each other.</w:t>
+      </w:r>
+      <w:r>
+        <w:rPr>
+          <w:lang w:val="en-US"/>
+        </w:rPr>
+        <w:t xml:space="preserve"> The study also includes forecasts for 2031 Census to understand what direction the current</w:t>
+      </w:r>
+      <w:r>
+        <w:rPr>
+          <w:lang w:val="en-US"/>
+        </w:rPr>
+        <w:t xml:space="preserve"> </w:t>
+      </w:r>
+      <w:r>
+        <w:rPr>
+          <w:lang w:val="en-US"/>
+        </w:rPr>
+        <w:t>trends are leading towards.</w:t>
+      </w:r>
     </w:p>
     <w:p>
       <w:pPr>
@@ -66,6 +132,98 @@
           <w:lang w:val="en-US"/>
         </w:rPr>
       </w:pPr>
+      <w:r>
+        <w:rPr>
+          <w:lang w:val="en-US"/>
+        </w:rPr>
+        <w:t>The United Kingdom is a diverse nation with an increasingly greater divide in its Urban and Rural areas along with its North and South divide. However, its true socio-economic inequality disparity is a complex multi-dimensional factor which is a combination Health, Occupation, Industry and Ethnicity.</w:t>
+      </w:r>
+      <w:r>
+        <w:rPr>
+          <w:lang w:val="en-US"/>
+        </w:rPr>
+        <w:t xml:space="preserve"> The two </w:t>
+      </w:r>
+      <w:r>
+        <w:rPr>
+          <w:lang w:val="en-US"/>
+        </w:rPr>
+        <w:t>censuses</w:t>
+      </w:r>
+      <w:r>
+        <w:rPr>
+          <w:lang w:val="en-US"/>
+        </w:rPr>
+        <w:t xml:space="preserve"> capture these trends and give a holistic view on the overall </w:t>
+      </w:r>
+      <w:r>
+        <w:rPr>
+          <w:lang w:val="en-US"/>
+        </w:rPr>
+        <w:t>situation in the UK while simultaneously giving us an outlook towards the 2031 census.</w:t>
+      </w:r>
+    </w:p>
+    <w:p>
+      <w:pPr>
+        <w:rPr>
+          <w:lang w:val="en-US"/>
+        </w:rPr>
+      </w:pPr>
+      <w:r>
+        <w:rPr>
+          <w:lang w:val="en-US"/>
+        </w:rPr>
+        <w:t xml:space="preserve">The primary challenge with such a high-dimensional socio-economic analysis is the cognitive visual load that comes to the end user who is supposed to </w:t>
+      </w:r>
+      <w:r>
+        <w:rPr>
+          <w:lang w:val="en-US"/>
+        </w:rPr>
+        <w:t>be the consumer of the analysis.</w:t>
+      </w:r>
+      <w:r>
+        <w:rPr>
+          <w:lang w:val="en-US"/>
+        </w:rPr>
+        <w:t xml:space="preserve"> Understanding how a district’s health changes with respect to it occupation and how one district is similar to another involves a lot of to and from views to multiple screens.</w:t>
+      </w:r>
+    </w:p>
+    <w:p>
+      <w:pPr>
+        <w:rPr>
+          <w:lang w:val="en-US"/>
+        </w:rPr>
+      </w:pPr>
+      <w:r>
+        <w:rPr>
+          <w:lang w:val="en-US"/>
+        </w:rPr>
+        <w:t>The aim of this project is to convert such raw high-dimensional data into an insight in as much a minimalistic representation as possible to avoid bombarding a User with tons of unnecessary information.</w:t>
+      </w:r>
+      <w:r>
+        <w:rPr>
+          <w:lang w:val="en-US"/>
+        </w:rPr>
+        <w:t xml:space="preserve"> Analytical Socio-economic dashboards like these can be a powerful tool for policy makers and public health workers.</w:t>
+      </w:r>
+      <w:r>
+        <w:rPr>
+          <w:lang w:val="en-US"/>
+        </w:rPr>
+        <w:t xml:space="preserve"> These people are domain experts who are equipped with the knowledge and skills to take necessary actions to mitigate complex socio-economic challenges but lack the technical skills to reveal the underlying complex factors that cause those challenges using data</w:t>
+      </w:r>
+      <w:r>
+        <w:rPr>
+          <w:lang w:val="en-US"/>
+        </w:rPr>
+        <w:t xml:space="preserve"> or machine learning algorithms</w:t>
+      </w:r>
+      <w:r>
+        <w:rPr>
+          <w:lang w:val="en-US"/>
+        </w:rPr>
+        <w:t>.</w:t>
+      </w:r>
     </w:p>
     <w:p>
       <w:pPr>
@@ -133,7 +291,14 @@
         <w:rPr>
           <w:lang w:val="en-US"/>
         </w:rPr>
-        <w:t xml:space="preserve"> (</w:t>
+        <w:t xml:space="preserve"> </w:t>
+      </w:r>
+      <w:r>
+        <w:rPr>
+          <w:lang w:val="en-US"/>
+        </w:rPr>
+        <w:lastRenderedPageBreak/>
+        <w:t>(</w:t>
       </w:r>
       <w:hyperlink r:id="rId6" w:history="1">
         <w:r>
@@ -760,7 +925,6 @@
         <w:rPr>
           <w:lang w:val="en-US"/>
         </w:rPr>
-        <w:lastRenderedPageBreak/>
         <w:t>The Core structure of the data is the same across all datasets. Since the regions division used for the project is</w:t>
       </w:r>
       <w:r>
@@ -769,14 +933,12 @@
         </w:rPr>
         <w:t xml:space="preserve"> the UK’s Local Authority District (LAD) each 2011 dataset has 348 districts in the form of rows along with a unique code named </w:t>
       </w:r>
-      <w:proofErr w:type="spellStart"/>
       <w:r>
         <w:rPr>
           <w:rStyle w:val="InlineCodeChar"/>
         </w:rPr>
         <w:t>district_code</w:t>
       </w:r>
-      <w:proofErr w:type="spellEnd"/>
       <w:r>
         <w:rPr>
           <w:lang w:val="en-US"/>
@@ -886,37 +1048,13 @@
         <w:pStyle w:val="Code"/>
       </w:pPr>
       <w:r>
-        <w:t xml:space="preserve">def </w:t>
-      </w:r>
-      <w:proofErr w:type="spellStart"/>
-      <w:r>
-        <w:t>clean_cens</w:t>
+        <w:t>def clean_cens</w:t>
       </w:r>
       <w:r>
         <w:t>u</w:t>
       </w:r>
       <w:r>
-        <w:t>s_data</w:t>
-      </w:r>
-      <w:proofErr w:type="spellEnd"/>
-      <w:r>
-        <w:t>(</w:t>
-      </w:r>
-      <w:proofErr w:type="spellStart"/>
-      <w:r>
-        <w:t>df_path</w:t>
-      </w:r>
-      <w:proofErr w:type="spellEnd"/>
-      <w:r>
-        <w:t xml:space="preserve">: str, </w:t>
-      </w:r>
-      <w:proofErr w:type="spellStart"/>
-      <w:r>
-        <w:t>sheet_name</w:t>
-      </w:r>
-      <w:proofErr w:type="spellEnd"/>
-      <w:r>
-        <w:t>: str):</w:t>
+        <w:t>s_data(df_path: str, sheet_name: str):</w:t>
       </w:r>
       <w:r>
         <w:t xml:space="preserve"> </w:t>
@@ -932,35 +1070,17 @@
         <w:pStyle w:val="Code"/>
       </w:pPr>
       <w:r>
-        <w:t>def data_j</w:t>
-      </w:r>
-      <w:proofErr w:type="spellStart"/>
-      <w:r>
-        <w:t>oins</w:t>
-      </w:r>
-      <w:proofErr w:type="spellEnd"/>
-      <w:r>
-        <w:t>(</w:t>
-      </w:r>
-      <w:r>
-        <w:t>df1_path: str, df2_path: str, *</w:t>
-      </w:r>
-      <w:proofErr w:type="spellStart"/>
-      <w:r>
-        <w:t>extra_paths</w:t>
-      </w:r>
-      <w:proofErr w:type="spellEnd"/>
+        <w:t>def data_joins(</w:t>
+      </w:r>
+      <w:r>
+        <w:t>df1_path: str, df2_path: str, *extra_paths</w:t>
+      </w:r>
       <w:r>
         <w:t>)</w:t>
       </w:r>
       <w:r>
-        <w:t xml:space="preserve"> -&gt; </w:t>
-      </w:r>
-      <w:proofErr w:type="spellStart"/>
-      <w:r>
-        <w:t>pd.Dataframe</w:t>
-      </w:r>
-      <w:proofErr w:type="spellEnd"/>
+        <w:t xml:space="preserve"> -&gt; pd.Dataframe</w:t>
+      </w:r>
       <w:r>
         <w:t>:</w:t>
       </w:r>
@@ -974,13 +1094,8 @@
       <w:pPr>
         <w:pStyle w:val="Code"/>
       </w:pPr>
-      <w:proofErr w:type="spellStart"/>
-      <w:r>
-        <w:t>district_management</w:t>
-      </w:r>
-      <w:proofErr w:type="spellEnd"/>
-      <w:r>
-        <w:t>():</w:t>
+      <w:r>
+        <w:t>district_management():</w:t>
       </w:r>
     </w:p>
     <w:p>
@@ -995,30 +1110,15 @@
       <w:r>
         <w:t>column consolidation(</w:t>
       </w:r>
-      <w:proofErr w:type="spellStart"/>
-      <w:r>
-        <w:t>df_path</w:t>
-      </w:r>
-      <w:proofErr w:type="spellEnd"/>
-      <w:r>
-        <w:t xml:space="preserve">: str, </w:t>
-      </w:r>
-      <w:proofErr w:type="spellStart"/>
-      <w:r>
-        <w:t>column_mapping</w:t>
-      </w:r>
-      <w:proofErr w:type="spellEnd"/>
-      <w:r>
-        <w:t>:</w:t>
+      <w:r>
+        <w:t>df_path: str, column_mapping:</w:t>
       </w:r>
       <w:r>
         <w:t xml:space="preserve"> </w:t>
       </w:r>
-      <w:proofErr w:type="spellStart"/>
       <w:r>
         <w:t>dict</w:t>
       </w:r>
-      <w:proofErr w:type="spellEnd"/>
       <w:r>
         <w:t>):</w:t>
       </w:r>
@@ -1026,6 +1126,7 @@
     <w:p/>
     <w:p>
       <w:r>
+        <w:lastRenderedPageBreak/>
         <w:t xml:space="preserve">All the above functions are sequentially called within the </w:t>
       </w:r>
       <w:r>
@@ -1084,14 +1185,12 @@
       <w:r>
         <w:t xml:space="preserve">The </w:t>
       </w:r>
-      <w:proofErr w:type="spellStart"/>
       <w:r>
         <w:rPr>
           <w:rStyle w:val="InlineCodeChar"/>
         </w:rPr>
         <w:t>clean_census_data</w:t>
       </w:r>
-      <w:proofErr w:type="spellEnd"/>
       <w:r>
         <w:rPr>
           <w:rStyle w:val="InlineCodeChar"/>
@@ -1116,182 +1215,137 @@
       <w:r>
         <w:t xml:space="preserve"> which is fed as an input to the </w:t>
       </w:r>
-      <w:proofErr w:type="spellStart"/>
       <w:r>
         <w:rPr>
           <w:rStyle w:val="InlineCodeChar"/>
         </w:rPr>
-        <w:t>data_joins</w:t>
-      </w:r>
-      <w:proofErr w:type="spellEnd"/>
+        <w:t>data_joins()</w:t>
+      </w:r>
+      <w:r>
+        <w:t xml:space="preserve"> function</w:t>
+      </w:r>
+      <w:r>
+        <w:t>.</w:t>
+      </w:r>
+    </w:p>
+    <w:p>
+      <w:r>
+        <w:t xml:space="preserve">The </w:t>
+      </w:r>
       <w:r>
         <w:rPr>
           <w:rStyle w:val="InlineCodeChar"/>
         </w:rPr>
-        <w:t>()</w:t>
-      </w:r>
-      <w:r>
-        <w:t xml:space="preserve"> function</w:t>
+        <w:t>data_joins()</w:t>
+      </w:r>
+      <w:r>
+        <w:t xml:space="preserve"> function is designed to have at least two input string variable which are paths to the .csv files that contain the data needed to be joined</w:t>
+      </w:r>
+      <w:r>
+        <w:t xml:space="preserve">. The join is </w:t>
+      </w:r>
+      <w:r>
+        <w:t xml:space="preserve">an inner join </w:t>
+      </w:r>
+      <w:r>
+        <w:t xml:space="preserve">done on the </w:t>
+      </w:r>
+      <w:r>
+        <w:rPr>
+          <w:rStyle w:val="InlineCodeChar"/>
+        </w:rPr>
+        <w:t>district_code</w:t>
+      </w:r>
+      <w:r>
+        <w:t xml:space="preserve"> column of each table</w:t>
       </w:r>
       <w:r>
         <w:t>.</w:t>
       </w:r>
+      <w:r>
+        <w:t xml:space="preserve"> It is designed to handle multiple files alt once so if a user wants to join four or five files into one, it can be done by simply passing the file path as input provided it has undergone the cleaning process of </w:t>
+      </w:r>
+      <w:r>
+        <w:rPr>
+          <w:rStyle w:val="InlineCodeChar"/>
+        </w:rPr>
+        <w:t>clean_census_data()</w:t>
+      </w:r>
+      <w:r>
+        <w:t xml:space="preserve"> or is in a similar format</w:t>
+      </w:r>
+      <w:r>
+        <w:t>. This allows for greater flexibility with whichever census data one wants to work with since most datasets are in a similar consistent format.</w:t>
+      </w:r>
+      <w:r>
+        <w:t xml:space="preserve"> Unlike the other functions this one returns a </w:t>
+      </w:r>
+      <w:r>
+        <w:rPr>
+          <w:rStyle w:val="InlineCodeChar"/>
+        </w:rPr>
+        <w:t>pandas</w:t>
+      </w:r>
+      <w:r>
+        <w:t xml:space="preserve"> </w:t>
+      </w:r>
+      <w:r>
+        <w:rPr>
+          <w:rStyle w:val="InlineCodeChar"/>
+        </w:rPr>
+        <w:t>DataFrame</w:t>
+      </w:r>
+      <w:r>
+        <w:t xml:space="preserve"> which we save in the ‘</w:t>
+      </w:r>
+      <w:r>
+        <w:rPr>
+          <w:rStyle w:val="InlineCodeChar"/>
+        </w:rPr>
+        <w:t>data/clean</w:t>
+      </w:r>
+      <w:r>
+        <w:t>’ directory.</w:t>
+      </w:r>
     </w:p>
     <w:p>
       <w:r>
         <w:t xml:space="preserve">The </w:t>
       </w:r>
-      <w:proofErr w:type="spellStart"/>
       <w:r>
         <w:rPr>
           <w:rStyle w:val="InlineCodeChar"/>
         </w:rPr>
-        <w:t>data_joins</w:t>
-      </w:r>
-      <w:proofErr w:type="spellEnd"/>
+        <w:t>district_management()</w:t>
+      </w:r>
+      <w:r>
+        <w:t xml:space="preserve"> function is a year specific function, in the sense that it is built to handle the changes in the district borders that happened in the UK between 2011 and 2021 in which England &amp; Wales consolidated its earlier 348 districts into 31</w:t>
+      </w:r>
+      <w:r>
+        <w:t xml:space="preserve">8. This has </w:t>
+      </w:r>
+      <w:r>
+        <w:t>consequences</w:t>
+      </w:r>
+      <w:r>
+        <w:t xml:space="preserve"> on </w:t>
+      </w:r>
+      <w:r>
+        <w:t xml:space="preserve">the </w:t>
+      </w:r>
+      <w:r>
+        <w:t>analysis as well as the rows or Districts in 2011 are simply not available in 2021 which forces us to format the 2011 Census data into 2021 to keep the comparison between the two datasets consistent.</w:t>
+      </w:r>
+    </w:p>
+    <w:p>
+      <w:r>
+        <w:t xml:space="preserve">Similarly </w:t>
+      </w:r>
       <w:r>
         <w:rPr>
           <w:rStyle w:val="InlineCodeChar"/>
         </w:rPr>
-        <w:t>()</w:t>
-      </w:r>
-      <w:r>
-        <w:t xml:space="preserve"> function is designed to have at least two input string variable which are paths to the .csv files that contain the data needed to be joined</w:t>
-      </w:r>
-      <w:r>
-        <w:t xml:space="preserve">. The join is </w:t>
-      </w:r>
-      <w:r>
-        <w:t xml:space="preserve">an inner join </w:t>
-      </w:r>
-      <w:r>
-        <w:t xml:space="preserve">done on the </w:t>
-      </w:r>
-      <w:proofErr w:type="spellStart"/>
-      <w:r>
-        <w:rPr>
-          <w:rStyle w:val="InlineCodeChar"/>
-        </w:rPr>
-        <w:t>district_code</w:t>
-      </w:r>
-      <w:proofErr w:type="spellEnd"/>
-      <w:r>
-        <w:t xml:space="preserve"> column of each table</w:t>
-      </w:r>
-      <w:r>
-        <w:t>.</w:t>
-      </w:r>
-      <w:r>
-        <w:t xml:space="preserve"> It is designed to handle multiple files alt once so if a user wants to join four or five files into one, it can be done by simply passing the file path as input provided it has undergone the cleaning process of </w:t>
-      </w:r>
-      <w:proofErr w:type="spellStart"/>
-      <w:r>
-        <w:rPr>
-          <w:rStyle w:val="InlineCodeChar"/>
-        </w:rPr>
-        <w:t>clean_census_data</w:t>
-      </w:r>
-      <w:proofErr w:type="spellEnd"/>
-      <w:r>
-        <w:rPr>
-          <w:rStyle w:val="InlineCodeChar"/>
-        </w:rPr>
-        <w:t>()</w:t>
-      </w:r>
-      <w:r>
-        <w:t xml:space="preserve"> or is in a similar format</w:t>
-      </w:r>
-      <w:r>
-        <w:t>. This allows for greater flexibility with whichever census data one wants to work with since most datasets are in a similar consistent format.</w:t>
-      </w:r>
-      <w:r>
-        <w:t xml:space="preserve"> Unlike the other functions this one returns a </w:t>
-      </w:r>
-      <w:r>
-        <w:rPr>
-          <w:rStyle w:val="InlineCodeChar"/>
-        </w:rPr>
-        <w:t>pandas</w:t>
-      </w:r>
-      <w:r>
-        <w:t xml:space="preserve"> </w:t>
-      </w:r>
-      <w:proofErr w:type="spellStart"/>
-      <w:r>
-        <w:rPr>
-          <w:rStyle w:val="InlineCodeChar"/>
-        </w:rPr>
-        <w:t>DataFrame</w:t>
-      </w:r>
-      <w:proofErr w:type="spellEnd"/>
-      <w:r>
-        <w:t xml:space="preserve"> which we save in the ‘</w:t>
-      </w:r>
-      <w:r>
-        <w:rPr>
-          <w:rStyle w:val="InlineCodeChar"/>
-        </w:rPr>
-        <w:t>data/clean</w:t>
-      </w:r>
-      <w:r>
-        <w:t>’ directory.</w:t>
-      </w:r>
-    </w:p>
-    <w:p>
-      <w:r>
-        <w:t xml:space="preserve">The </w:t>
-      </w:r>
-      <w:proofErr w:type="spellStart"/>
-      <w:r>
-        <w:rPr>
-          <w:rStyle w:val="InlineCodeChar"/>
-        </w:rPr>
-        <w:t>district_management</w:t>
-      </w:r>
-      <w:proofErr w:type="spellEnd"/>
-      <w:r>
-        <w:rPr>
-          <w:rStyle w:val="InlineCodeChar"/>
-        </w:rPr>
-        <w:t>()</w:t>
-      </w:r>
-      <w:r>
-        <w:t xml:space="preserve"> function is a year specific function, in the sense that it is built to handle the changes in the district borders that happened in the UK between 2011 and 2021 in which England &amp; Wales consolidated its earlier 348 districts into 31</w:t>
-      </w:r>
-      <w:r>
-        <w:t xml:space="preserve">8. This has </w:t>
-      </w:r>
-      <w:r>
-        <w:t>consequences</w:t>
-      </w:r>
-      <w:r>
-        <w:t xml:space="preserve"> on </w:t>
-      </w:r>
-      <w:r>
-        <w:t xml:space="preserve">the </w:t>
-      </w:r>
-      <w:r>
-        <w:t>analysis as well as the rows or Districts in 2011 are simply not available in 2021 which forces us to format the 2011 Census data into 2021 to keep the comparison between the two datasets consistent.</w:t>
-      </w:r>
-    </w:p>
-    <w:p>
-      <w:r>
-        <w:lastRenderedPageBreak/>
-        <w:t xml:space="preserve">Similarly </w:t>
-      </w:r>
-      <w:proofErr w:type="spellStart"/>
-      <w:r>
-        <w:rPr>
-          <w:rStyle w:val="InlineCodeChar"/>
-        </w:rPr>
-        <w:t>column_consolidation</w:t>
-      </w:r>
-      <w:proofErr w:type="spellEnd"/>
-      <w:r>
-        <w:rPr>
-          <w:rStyle w:val="InlineCodeChar"/>
-        </w:rPr>
-        <w:t>()</w:t>
+        <w:t>column_consolidation()</w:t>
       </w:r>
       <w:r>
         <w:t xml:space="preserve"> function acts as a bridge between the two decades but in the case of col</w:t>
@@ -1337,53 +1391,29 @@
       <w:r>
         <w:t xml:space="preserve"> contains two preprocessing functions one of which </w:t>
       </w:r>
-      <w:proofErr w:type="spellStart"/>
       <w:r>
         <w:rPr>
           <w:rStyle w:val="InlineCodeChar"/>
         </w:rPr>
-        <w:t>column_rename</w:t>
-      </w:r>
-      <w:proofErr w:type="spellEnd"/>
+        <w:t>column_rename()</w:t>
+      </w:r>
+      <w:r>
+        <w:t xml:space="preserve"> is </w:t>
+      </w:r>
       <w:r>
         <w:rPr>
           <w:rStyle w:val="InlineCodeChar"/>
         </w:rPr>
-        <w:t>()</w:t>
-      </w:r>
-      <w:r>
-        <w:t xml:space="preserve"> is </w:t>
-      </w:r>
-      <w:proofErr w:type="spellStart"/>
+        <w:t>column_consolidation()</w:t>
+      </w:r>
+      <w:r>
+        <w:t xml:space="preserve"> from preprocess.py itself while the other is </w:t>
+      </w:r>
       <w:r>
         <w:rPr>
           <w:rStyle w:val="InlineCodeChar"/>
         </w:rPr>
-        <w:t>column_consolidation</w:t>
-      </w:r>
-      <w:proofErr w:type="spellEnd"/>
-      <w:r>
-        <w:rPr>
-          <w:rStyle w:val="InlineCodeChar"/>
-        </w:rPr>
-        <w:t>()</w:t>
-      </w:r>
-      <w:r>
-        <w:t xml:space="preserve"> from preprocess.py itself while the other is </w:t>
-      </w:r>
-      <w:proofErr w:type="spellStart"/>
-      <w:r>
-        <w:rPr>
-          <w:rStyle w:val="InlineCodeChar"/>
-        </w:rPr>
-        <w:t>compute_proportions</w:t>
-      </w:r>
-      <w:proofErr w:type="spellEnd"/>
-      <w:r>
-        <w:rPr>
-          <w:rStyle w:val="InlineCodeChar"/>
-        </w:rPr>
-        <w:t>()</w:t>
+        <w:t>compute_proportions()</w:t>
       </w:r>
       <w:r>
         <w:t xml:space="preserve"> which </w:t>
@@ -1455,6 +1485,7 @@
         </w:numPr>
       </w:pPr>
       <w:r>
+        <w:lastRenderedPageBreak/>
         <w:t>t-distributed Stochastic Neighbo</w:t>
       </w:r>
       <w:r>
@@ -1645,11 +1676,7 @@
         <w:t xml:space="preserve"> the underlying </w:t>
       </w:r>
       <w:r>
-        <w:t xml:space="preserve">corelations </w:t>
-      </w:r>
-      <w:r>
-        <w:lastRenderedPageBreak/>
-        <w:t xml:space="preserve">between </w:t>
+        <w:t xml:space="preserve">corelations between </w:t>
       </w:r>
       <w:r>
         <w:t>these disparities, and</w:t>
@@ -2062,6 +2089,7 @@
         <w:rPr>
           <w:lang w:eastAsia="en-IN"/>
         </w:rPr>
+        <w:lastRenderedPageBreak/>
         <w:t>Health Depravation by Occupation</w:t>
       </w:r>
     </w:p>
@@ -2399,32 +2427,13 @@
         <w:rPr>
           <w:lang w:eastAsia="en-IN"/>
         </w:rPr>
-        <w:t xml:space="preserve">The primary decisions taken behind the </w:t>
-      </w:r>
-      <w:r>
-        <w:rPr>
-          <w:lang w:eastAsia="en-IN"/>
-        </w:rPr>
-        <w:t xml:space="preserve">minimalistic </w:t>
-      </w:r>
-      <w:r>
-        <w:rPr>
-          <w:lang w:eastAsia="en-IN"/>
-        </w:rPr>
-        <w:t>design of the dashboard was to keep a low cognitive load on the user. By keep the colour pallet consistent for a particular dashboard it further becomes easer of the user to track important aspects and details from the dashboard.</w:t>
-      </w:r>
-      <w:r>
-        <w:rPr>
-          <w:lang w:eastAsia="en-IN"/>
-        </w:rPr>
-        <w:t xml:space="preserve"> Another critical objective was to transform high-dimensional data into a form easily viewable </w:t>
-      </w:r>
-      <w:r>
-        <w:rPr>
-          <w:lang w:eastAsia="en-IN"/>
-        </w:rPr>
-        <w:lastRenderedPageBreak/>
-        <w:t>and visually intuitive so that it could provide maximum analytical depth while simultaneously lowering cognitive load.</w:t>
+        <w:t>The primary decisions taken behind the minimalistic design of the dashboard was to keep a low cognitive load on the user. By keep the colour pallet consistent for a particular dashboard it further becomes easer of the user to track important aspects and details from the dashboard.</w:t>
+      </w:r>
+      <w:r>
+        <w:rPr>
+          <w:lang w:eastAsia="en-IN"/>
+        </w:rPr>
+        <w:t xml:space="preserve"> Another critical objective was to transform high-dimensional data into a form easily viewable and visually intuitive so that it could provide maximum analytical depth while simultaneously lowering cognitive load.</w:t>
       </w:r>
     </w:p>
     <w:p>
@@ -2585,7 +2594,16 @@
           <w:szCs w:val="26"/>
           <w:lang w:eastAsia="en-IN"/>
         </w:rPr>
-        <w:t xml:space="preserve"> and Industry, showing that industries like Manufacturing and Construction were dominated by indigenous White population </w:t>
+        <w:t xml:space="preserve"> and Industry, showing that industries like Manufacturing and Construction were dominated by indigenous White </w:t>
+      </w:r>
+      <w:r>
+        <w:rPr>
+          <w:sz w:val="26"/>
+          <w:szCs w:val="26"/>
+          <w:lang w:eastAsia="en-IN"/>
+        </w:rPr>
+        <w:lastRenderedPageBreak/>
+        <w:t xml:space="preserve">population </w:t>
       </w:r>
       <w:r>
         <w:rPr>
@@ -3104,7 +3122,6 @@
                 <w:szCs w:val="26"/>
                 <w:lang w:eastAsia="en-IN"/>
               </w:rPr>
-              <w:lastRenderedPageBreak/>
               <w:t>Health &amp; Social Work</w:t>
             </w:r>
           </w:p>
@@ -3595,6 +3612,7 @@
                 <w:szCs w:val="26"/>
                 <w:lang w:eastAsia="en-IN"/>
               </w:rPr>
+              <w:lastRenderedPageBreak/>
               <w:t>Managers Directors and Senior Officials</w:t>
             </w:r>
           </w:p>
@@ -4295,7 +4313,6 @@
         <w:rPr>
           <w:lang w:eastAsia="en-IN"/>
         </w:rPr>
-        <w:lastRenderedPageBreak/>
         <w:t>Visual Encoding and Perception</w:t>
       </w:r>
     </w:p>
@@ -4475,7 +4492,14 @@
         <w:rPr>
           <w:lang w:eastAsia="en-IN"/>
         </w:rPr>
-        <w:t>Industries or Occupations are contributing to the specific component.</w:t>
+        <w:t xml:space="preserve">Industries or </w:t>
+      </w:r>
+      <w:r>
+        <w:rPr>
+          <w:lang w:eastAsia="en-IN"/>
+        </w:rPr>
+        <w:lastRenderedPageBreak/>
+        <w:t>Occupations are contributing to the specific component.</w:t>
       </w:r>
       <w:r>
         <w:rPr>
@@ -4595,19 +4619,7 @@
         <w:rPr>
           <w:lang w:eastAsia="en-IN"/>
         </w:rPr>
-        <w:t xml:space="preserve">Colour encoding has been strategically selected to avoid colour and </w:t>
-      </w:r>
-      <w:r>
-        <w:rPr>
-          <w:lang w:eastAsia="en-IN"/>
-        </w:rPr>
-        <w:t xml:space="preserve">cognitive </w:t>
-      </w:r>
-      <w:r>
-        <w:rPr>
-          <w:lang w:eastAsia="en-IN"/>
-        </w:rPr>
-        <w:t>overloading.</w:t>
+        <w:t>Colour encoding has been strategically selected to avoid colour and cognitive overloading.</w:t>
       </w:r>
     </w:p>
     <w:p>
@@ -4818,7 +4830,6 @@
         <w:rPr>
           <w:lang w:eastAsia="en-IN"/>
         </w:rPr>
-        <w:lastRenderedPageBreak/>
         <w:t xml:space="preserve">Rather than keeping the dashboard static, by keeping the profile of one district on one screen and locating it on other, the view has been juxtaposed. Implementing Linked Filtering like when hovering </w:t>
       </w:r>
       <w:r>
@@ -4894,7 +4905,810 @@
           <w:lang w:eastAsia="en-IN"/>
         </w:rPr>
       </w:pPr>
-    </w:p>
+      <w:r>
+        <w:rPr>
+          <w:lang w:eastAsia="en-IN"/>
+        </w:rPr>
+        <w:t>The evaluation was carried out as per the levels of validation by Munzner’s nested model. The dashboard</w:t>
+      </w:r>
+      <w:r>
+        <w:rPr>
+          <w:lang w:eastAsia="en-IN"/>
+        </w:rPr>
+        <w:t>s</w:t>
+      </w:r>
+      <w:r>
+        <w:rPr>
+          <w:lang w:eastAsia="en-IN"/>
+        </w:rPr>
+        <w:t xml:space="preserve"> w</w:t>
+      </w:r>
+      <w:r>
+        <w:rPr>
+          <w:lang w:eastAsia="en-IN"/>
+        </w:rPr>
+        <w:t>ere</w:t>
+      </w:r>
+      <w:r>
+        <w:rPr>
+          <w:lang w:eastAsia="en-IN"/>
+        </w:rPr>
+        <w:t xml:space="preserve"> evaluated to identify threats at visual and interaction level.</w:t>
+      </w:r>
+      <w:r>
+        <w:rPr>
+          <w:lang w:eastAsia="en-IN"/>
+        </w:rPr>
+        <w:t xml:space="preserve"> The evaluation was conducted by 4 peers during the discussion group. </w:t>
+      </w:r>
+      <w:r>
+        <w:rPr>
+          <w:lang w:eastAsia="en-IN"/>
+        </w:rPr>
+        <w:t xml:space="preserve">Users were given twos tasks, since during the period only the Diverse Corporate Workforce vs Traditional Industrial Workforce dashboard was partly completed, </w:t>
+      </w:r>
+      <w:r>
+        <w:rPr>
+          <w:lang w:eastAsia="en-IN"/>
+        </w:rPr>
+        <w:t>while the forecast</w:t>
+      </w:r>
+      <w:r>
+        <w:rPr>
+          <w:lang w:eastAsia="en-IN"/>
+        </w:rPr>
+        <w:t>s</w:t>
+      </w:r>
+      <w:r>
+        <w:rPr>
+          <w:lang w:eastAsia="en-IN"/>
+        </w:rPr>
+        <w:t xml:space="preserve"> dashboard </w:t>
+      </w:r>
+      <w:r>
+        <w:rPr>
+          <w:lang w:eastAsia="en-IN"/>
+        </w:rPr>
+        <w:t>only had 2011 and 2021 data and no for</w:t>
+      </w:r>
+      <w:r>
+        <w:rPr>
+          <w:lang w:eastAsia="en-IN"/>
+        </w:rPr>
+        <w:t>e</w:t>
+      </w:r>
+      <w:r>
+        <w:rPr>
+          <w:lang w:eastAsia="en-IN"/>
+        </w:rPr>
+        <w:t>casting was implemented</w:t>
+      </w:r>
+      <w:r>
+        <w:rPr>
+          <w:lang w:eastAsia="en-IN"/>
+        </w:rPr>
+        <w:t>, the evaluation is limited to certain features</w:t>
+      </w:r>
+      <w:r>
+        <w:rPr>
+          <w:lang w:eastAsia="en-IN"/>
+        </w:rPr>
+        <w:t>.</w:t>
+      </w:r>
+    </w:p>
+    <w:p>
+      <w:pPr>
+        <w:pStyle w:val="Heading3"/>
+        <w:numPr>
+          <w:ilvl w:val="0"/>
+          <w:numId w:val="17"/>
+        </w:numPr>
+        <w:rPr>
+          <w:lang w:eastAsia="en-IN"/>
+        </w:rPr>
+      </w:pPr>
+      <w:r>
+        <w:rPr>
+          <w:lang w:eastAsia="en-IN"/>
+        </w:rPr>
+        <w:lastRenderedPageBreak/>
+        <w:t>Tasks</w:t>
+      </w:r>
+    </w:p>
+    <w:p>
+      <w:pPr>
+        <w:pStyle w:val="ListParagraph"/>
+        <w:numPr>
+          <w:ilvl w:val="0"/>
+          <w:numId w:val="18"/>
+        </w:numPr>
+        <w:rPr>
+          <w:lang w:eastAsia="en-IN"/>
+        </w:rPr>
+      </w:pPr>
+      <w:r>
+        <w:rPr>
+          <w:lang w:eastAsia="en-IN"/>
+        </w:rPr>
+        <w:t xml:space="preserve">Find the </w:t>
+      </w:r>
+      <w:r>
+        <w:rPr>
+          <w:lang w:eastAsia="en-IN"/>
+        </w:rPr>
+        <w:t xml:space="preserve">least </w:t>
+      </w:r>
+      <w:r>
+        <w:rPr>
+          <w:lang w:eastAsia="en-IN"/>
+        </w:rPr>
+        <w:t xml:space="preserve">Ethnically </w:t>
+      </w:r>
+      <w:r>
+        <w:rPr>
+          <w:lang w:eastAsia="en-IN"/>
+        </w:rPr>
+        <w:t xml:space="preserve">Diverse </w:t>
+      </w:r>
+      <w:r>
+        <w:rPr>
+          <w:lang w:eastAsia="en-IN"/>
+        </w:rPr>
+        <w:t>locality</w:t>
+      </w:r>
+      <w:r>
+        <w:rPr>
+          <w:lang w:eastAsia="en-IN"/>
+        </w:rPr>
+        <w:t xml:space="preserve"> on the map</w:t>
+      </w:r>
+      <w:r>
+        <w:rPr>
+          <w:lang w:eastAsia="en-IN"/>
+        </w:rPr>
+        <w:t>.</w:t>
+      </w:r>
+    </w:p>
+    <w:p>
+      <w:pPr>
+        <w:pStyle w:val="ListParagraph"/>
+        <w:numPr>
+          <w:ilvl w:val="0"/>
+          <w:numId w:val="18"/>
+        </w:numPr>
+        <w:rPr>
+          <w:lang w:eastAsia="en-IN"/>
+        </w:rPr>
+      </w:pPr>
+      <w:r>
+        <w:rPr>
+          <w:lang w:eastAsia="en-IN"/>
+        </w:rPr>
+        <w:t xml:space="preserve">Find the </w:t>
+      </w:r>
+      <w:r>
+        <w:rPr>
+          <w:lang w:eastAsia="en-IN"/>
+        </w:rPr>
+        <w:t xml:space="preserve">district </w:t>
+      </w:r>
+      <w:r>
+        <w:rPr>
+          <w:lang w:eastAsia="en-IN"/>
+        </w:rPr>
+        <w:t xml:space="preserve">with </w:t>
+      </w:r>
+      <w:r>
+        <w:rPr>
+          <w:lang w:eastAsia="en-IN"/>
+        </w:rPr>
+        <w:t xml:space="preserve">highest </w:t>
+      </w:r>
+      <w:r>
+        <w:rPr>
+          <w:lang w:eastAsia="en-IN"/>
+        </w:rPr>
+        <w:t>number of ‘Bad Health’ counts in the year 2021</w:t>
+      </w:r>
+      <w:r>
+        <w:rPr>
+          <w:lang w:eastAsia="en-IN"/>
+        </w:rPr>
+        <w:t>.</w:t>
+      </w:r>
+    </w:p>
+    <w:p>
+      <w:pPr>
+        <w:pStyle w:val="Heading3"/>
+        <w:numPr>
+          <w:ilvl w:val="0"/>
+          <w:numId w:val="17"/>
+        </w:numPr>
+        <w:rPr>
+          <w:lang w:eastAsia="en-IN"/>
+        </w:rPr>
+      </w:pPr>
+      <w:r>
+        <w:rPr>
+          <w:lang w:eastAsia="en-IN"/>
+        </w:rPr>
+        <w:t>Measurements and Observations</w:t>
+      </w:r>
+    </w:p>
+    <w:tbl>
+      <w:tblPr>
+        <w:tblStyle w:val="TableGrid"/>
+        <w:tblW w:w="0" w:type="auto"/>
+        <w:tblInd w:w="360" w:type="dxa"/>
+        <w:tblLook w:val="04A0" w:firstRow="1" w:lastRow="0" w:firstColumn="1" w:lastColumn="0" w:noHBand="0" w:noVBand="1"/>
+      </w:tblPr>
+      <w:tblGrid>
+        <w:gridCol w:w="2885"/>
+        <w:gridCol w:w="2886"/>
+        <w:gridCol w:w="2885"/>
+      </w:tblGrid>
+      <w:tr>
+        <w:tc>
+          <w:tcPr>
+            <w:tcW w:w="3005" w:type="dxa"/>
+          </w:tcPr>
+          <w:p>
+            <w:pPr>
+              <w:jc w:val="center"/>
+              <w:rPr>
+                <w:lang w:eastAsia="en-IN"/>
+              </w:rPr>
+            </w:pPr>
+            <w:r>
+              <w:rPr>
+                <w:lang w:eastAsia="en-IN"/>
+              </w:rPr>
+              <w:t>Task Number</w:t>
+            </w:r>
+          </w:p>
+        </w:tc>
+        <w:tc>
+          <w:tcPr>
+            <w:tcW w:w="3005" w:type="dxa"/>
+          </w:tcPr>
+          <w:p>
+            <w:pPr>
+              <w:jc w:val="center"/>
+              <w:rPr>
+                <w:lang w:eastAsia="en-IN"/>
+              </w:rPr>
+            </w:pPr>
+            <w:r>
+              <w:rPr>
+                <w:lang w:eastAsia="en-IN"/>
+              </w:rPr>
+              <w:t>User Number</w:t>
+            </w:r>
+          </w:p>
+        </w:tc>
+        <w:tc>
+          <w:tcPr>
+            <w:tcW w:w="3006" w:type="dxa"/>
+          </w:tcPr>
+          <w:p>
+            <w:pPr>
+              <w:jc w:val="center"/>
+              <w:rPr>
+                <w:lang w:eastAsia="en-IN"/>
+              </w:rPr>
+            </w:pPr>
+            <w:r>
+              <w:rPr>
+                <w:lang w:eastAsia="en-IN"/>
+              </w:rPr>
+              <w:t>Time Taken</w:t>
+            </w:r>
+          </w:p>
+        </w:tc>
+      </w:tr>
+      <w:tr>
+        <w:tc>
+          <w:tcPr>
+            <w:tcW w:w="3005" w:type="dxa"/>
+          </w:tcPr>
+          <w:p>
+            <w:pPr>
+              <w:jc w:val="center"/>
+              <w:rPr>
+                <w:lang w:eastAsia="en-IN"/>
+              </w:rPr>
+            </w:pPr>
+            <w:r>
+              <w:rPr>
+                <w:lang w:eastAsia="en-IN"/>
+              </w:rPr>
+              <w:t>1</w:t>
+            </w:r>
+          </w:p>
+        </w:tc>
+        <w:tc>
+          <w:tcPr>
+            <w:tcW w:w="3005" w:type="dxa"/>
+          </w:tcPr>
+          <w:p>
+            <w:pPr>
+              <w:jc w:val="center"/>
+              <w:rPr>
+                <w:lang w:eastAsia="en-IN"/>
+              </w:rPr>
+            </w:pPr>
+            <w:r>
+              <w:rPr>
+                <w:lang w:eastAsia="en-IN"/>
+              </w:rPr>
+              <w:t>1</w:t>
+            </w:r>
+          </w:p>
+        </w:tc>
+        <w:tc>
+          <w:tcPr>
+            <w:tcW w:w="3006" w:type="dxa"/>
+          </w:tcPr>
+          <w:p>
+            <w:pPr>
+              <w:jc w:val="center"/>
+              <w:rPr>
+                <w:lang w:eastAsia="en-IN"/>
+              </w:rPr>
+            </w:pPr>
+            <w:r>
+              <w:rPr>
+                <w:lang w:eastAsia="en-IN"/>
+              </w:rPr>
+              <w:t>53</w:t>
+            </w:r>
+            <w:r>
+              <w:rPr>
+                <w:lang w:eastAsia="en-IN"/>
+              </w:rPr>
+              <w:t xml:space="preserve"> </w:t>
+            </w:r>
+            <w:r>
+              <w:rPr>
+                <w:lang w:eastAsia="en-IN"/>
+              </w:rPr>
+              <w:t>seconds</w:t>
+            </w:r>
+          </w:p>
+        </w:tc>
+      </w:tr>
+      <w:tr>
+        <w:tc>
+          <w:tcPr>
+            <w:tcW w:w="3005" w:type="dxa"/>
+          </w:tcPr>
+          <w:p>
+            <w:pPr>
+              <w:jc w:val="center"/>
+              <w:rPr>
+                <w:lang w:eastAsia="en-IN"/>
+              </w:rPr>
+            </w:pPr>
+            <w:r>
+              <w:rPr>
+                <w:lang w:eastAsia="en-IN"/>
+              </w:rPr>
+              <w:t>1</w:t>
+            </w:r>
+          </w:p>
+        </w:tc>
+        <w:tc>
+          <w:tcPr>
+            <w:tcW w:w="3005" w:type="dxa"/>
+          </w:tcPr>
+          <w:p>
+            <w:pPr>
+              <w:jc w:val="center"/>
+              <w:rPr>
+                <w:lang w:eastAsia="en-IN"/>
+              </w:rPr>
+            </w:pPr>
+            <w:r>
+              <w:rPr>
+                <w:lang w:eastAsia="en-IN"/>
+              </w:rPr>
+              <w:t>2</w:t>
+            </w:r>
+          </w:p>
+        </w:tc>
+        <w:tc>
+          <w:tcPr>
+            <w:tcW w:w="3006" w:type="dxa"/>
+          </w:tcPr>
+          <w:p>
+            <w:pPr>
+              <w:jc w:val="center"/>
+              <w:rPr>
+                <w:lang w:eastAsia="en-IN"/>
+              </w:rPr>
+            </w:pPr>
+            <w:r>
+              <w:rPr>
+                <w:lang w:eastAsia="en-IN"/>
+              </w:rPr>
+              <w:t>47</w:t>
+            </w:r>
+            <w:r>
+              <w:rPr>
+                <w:lang w:eastAsia="en-IN"/>
+              </w:rPr>
+              <w:t xml:space="preserve"> seconds</w:t>
+            </w:r>
+          </w:p>
+        </w:tc>
+      </w:tr>
+      <w:tr>
+        <w:tc>
+          <w:tcPr>
+            <w:tcW w:w="3005" w:type="dxa"/>
+          </w:tcPr>
+          <w:p>
+            <w:pPr>
+              <w:jc w:val="center"/>
+              <w:rPr>
+                <w:lang w:eastAsia="en-IN"/>
+              </w:rPr>
+            </w:pPr>
+            <w:r>
+              <w:rPr>
+                <w:lang w:eastAsia="en-IN"/>
+              </w:rPr>
+              <w:t>1</w:t>
+            </w:r>
+          </w:p>
+        </w:tc>
+        <w:tc>
+          <w:tcPr>
+            <w:tcW w:w="3005" w:type="dxa"/>
+          </w:tcPr>
+          <w:p>
+            <w:pPr>
+              <w:jc w:val="center"/>
+              <w:rPr>
+                <w:lang w:eastAsia="en-IN"/>
+              </w:rPr>
+            </w:pPr>
+            <w:r>
+              <w:rPr>
+                <w:lang w:eastAsia="en-IN"/>
+              </w:rPr>
+              <w:t>3</w:t>
+            </w:r>
+          </w:p>
+        </w:tc>
+        <w:tc>
+          <w:tcPr>
+            <w:tcW w:w="3006" w:type="dxa"/>
+          </w:tcPr>
+          <w:p>
+            <w:pPr>
+              <w:jc w:val="center"/>
+              <w:rPr>
+                <w:lang w:eastAsia="en-IN"/>
+              </w:rPr>
+            </w:pPr>
+            <w:r>
+              <w:rPr>
+                <w:lang w:eastAsia="en-IN"/>
+              </w:rPr>
+              <w:t>78</w:t>
+            </w:r>
+            <w:r>
+              <w:rPr>
+                <w:lang w:eastAsia="en-IN"/>
+              </w:rPr>
+              <w:t xml:space="preserve"> seconds</w:t>
+            </w:r>
+          </w:p>
+        </w:tc>
+      </w:tr>
+      <w:tr>
+        <w:tc>
+          <w:tcPr>
+            <w:tcW w:w="3005" w:type="dxa"/>
+          </w:tcPr>
+          <w:p>
+            <w:pPr>
+              <w:jc w:val="center"/>
+              <w:rPr>
+                <w:lang w:eastAsia="en-IN"/>
+              </w:rPr>
+            </w:pPr>
+            <w:r>
+              <w:rPr>
+                <w:lang w:eastAsia="en-IN"/>
+              </w:rPr>
+              <w:t>1</w:t>
+            </w:r>
+          </w:p>
+        </w:tc>
+        <w:tc>
+          <w:tcPr>
+            <w:tcW w:w="3005" w:type="dxa"/>
+          </w:tcPr>
+          <w:p>
+            <w:pPr>
+              <w:jc w:val="center"/>
+              <w:rPr>
+                <w:lang w:eastAsia="en-IN"/>
+              </w:rPr>
+            </w:pPr>
+            <w:r>
+              <w:rPr>
+                <w:lang w:eastAsia="en-IN"/>
+              </w:rPr>
+              <w:t>4</w:t>
+            </w:r>
+          </w:p>
+        </w:tc>
+        <w:tc>
+          <w:tcPr>
+            <w:tcW w:w="3006" w:type="dxa"/>
+          </w:tcPr>
+          <w:p>
+            <w:pPr>
+              <w:jc w:val="center"/>
+              <w:rPr>
+                <w:lang w:eastAsia="en-IN"/>
+              </w:rPr>
+            </w:pPr>
+            <w:r>
+              <w:rPr>
+                <w:lang w:eastAsia="en-IN"/>
+              </w:rPr>
+              <w:t>61</w:t>
+            </w:r>
+            <w:r>
+              <w:rPr>
+                <w:lang w:eastAsia="en-IN"/>
+              </w:rPr>
+              <w:t xml:space="preserve"> seconds</w:t>
+            </w:r>
+          </w:p>
+        </w:tc>
+      </w:tr>
+      <w:tr>
+        <w:tc>
+          <w:tcPr>
+            <w:tcW w:w="3005" w:type="dxa"/>
+          </w:tcPr>
+          <w:p>
+            <w:pPr>
+              <w:jc w:val="center"/>
+              <w:rPr>
+                <w:lang w:eastAsia="en-IN"/>
+              </w:rPr>
+            </w:pPr>
+            <w:r>
+              <w:rPr>
+                <w:lang w:eastAsia="en-IN"/>
+              </w:rPr>
+              <w:t>2</w:t>
+            </w:r>
+          </w:p>
+        </w:tc>
+        <w:tc>
+          <w:tcPr>
+            <w:tcW w:w="3005" w:type="dxa"/>
+          </w:tcPr>
+          <w:p>
+            <w:pPr>
+              <w:jc w:val="center"/>
+              <w:rPr>
+                <w:lang w:eastAsia="en-IN"/>
+              </w:rPr>
+            </w:pPr>
+            <w:r>
+              <w:rPr>
+                <w:lang w:eastAsia="en-IN"/>
+              </w:rPr>
+              <w:t>1</w:t>
+            </w:r>
+          </w:p>
+        </w:tc>
+        <w:tc>
+          <w:tcPr>
+            <w:tcW w:w="3006" w:type="dxa"/>
+          </w:tcPr>
+          <w:p>
+            <w:pPr>
+              <w:jc w:val="center"/>
+              <w:rPr>
+                <w:lang w:eastAsia="en-IN"/>
+              </w:rPr>
+            </w:pPr>
+            <w:r>
+              <w:rPr>
+                <w:lang w:eastAsia="en-IN"/>
+              </w:rPr>
+              <w:t>5 seconds</w:t>
+            </w:r>
+          </w:p>
+        </w:tc>
+      </w:tr>
+      <w:tr>
+        <w:tc>
+          <w:tcPr>
+            <w:tcW w:w="3005" w:type="dxa"/>
+          </w:tcPr>
+          <w:p>
+            <w:pPr>
+              <w:jc w:val="center"/>
+              <w:rPr>
+                <w:lang w:eastAsia="en-IN"/>
+              </w:rPr>
+            </w:pPr>
+            <w:r>
+              <w:rPr>
+                <w:lang w:eastAsia="en-IN"/>
+              </w:rPr>
+              <w:t>2</w:t>
+            </w:r>
+          </w:p>
+        </w:tc>
+        <w:tc>
+          <w:tcPr>
+            <w:tcW w:w="3005" w:type="dxa"/>
+          </w:tcPr>
+          <w:p>
+            <w:pPr>
+              <w:jc w:val="center"/>
+              <w:rPr>
+                <w:lang w:eastAsia="en-IN"/>
+              </w:rPr>
+            </w:pPr>
+            <w:r>
+              <w:rPr>
+                <w:lang w:eastAsia="en-IN"/>
+              </w:rPr>
+              <w:t>2</w:t>
+            </w:r>
+          </w:p>
+        </w:tc>
+        <w:tc>
+          <w:tcPr>
+            <w:tcW w:w="3006" w:type="dxa"/>
+          </w:tcPr>
+          <w:p>
+            <w:pPr>
+              <w:jc w:val="center"/>
+              <w:rPr>
+                <w:lang w:eastAsia="en-IN"/>
+              </w:rPr>
+            </w:pPr>
+            <w:r>
+              <w:rPr>
+                <w:lang w:eastAsia="en-IN"/>
+              </w:rPr>
+              <w:t>7 seconds</w:t>
+            </w:r>
+          </w:p>
+        </w:tc>
+      </w:tr>
+      <w:tr>
+        <w:tc>
+          <w:tcPr>
+            <w:tcW w:w="3005" w:type="dxa"/>
+          </w:tcPr>
+          <w:p>
+            <w:pPr>
+              <w:jc w:val="center"/>
+              <w:rPr>
+                <w:lang w:eastAsia="en-IN"/>
+              </w:rPr>
+            </w:pPr>
+            <w:r>
+              <w:rPr>
+                <w:lang w:eastAsia="en-IN"/>
+              </w:rPr>
+              <w:t>2</w:t>
+            </w:r>
+          </w:p>
+        </w:tc>
+        <w:tc>
+          <w:tcPr>
+            <w:tcW w:w="3005" w:type="dxa"/>
+          </w:tcPr>
+          <w:p>
+            <w:pPr>
+              <w:jc w:val="center"/>
+              <w:rPr>
+                <w:lang w:eastAsia="en-IN"/>
+              </w:rPr>
+            </w:pPr>
+            <w:r>
+              <w:rPr>
+                <w:lang w:eastAsia="en-IN"/>
+              </w:rPr>
+              <w:t>3</w:t>
+            </w:r>
+          </w:p>
+        </w:tc>
+        <w:tc>
+          <w:tcPr>
+            <w:tcW w:w="3006" w:type="dxa"/>
+          </w:tcPr>
+          <w:p>
+            <w:pPr>
+              <w:jc w:val="center"/>
+              <w:rPr>
+                <w:lang w:eastAsia="en-IN"/>
+              </w:rPr>
+            </w:pPr>
+            <w:r>
+              <w:rPr>
+                <w:lang w:eastAsia="en-IN"/>
+              </w:rPr>
+              <w:t>3 seconds</w:t>
+            </w:r>
+          </w:p>
+        </w:tc>
+      </w:tr>
+      <w:tr>
+        <w:tc>
+          <w:tcPr>
+            <w:tcW w:w="3005" w:type="dxa"/>
+          </w:tcPr>
+          <w:p>
+            <w:pPr>
+              <w:jc w:val="center"/>
+              <w:rPr>
+                <w:lang w:eastAsia="en-IN"/>
+              </w:rPr>
+            </w:pPr>
+            <w:r>
+              <w:rPr>
+                <w:lang w:eastAsia="en-IN"/>
+              </w:rPr>
+              <w:t>2</w:t>
+            </w:r>
+          </w:p>
+        </w:tc>
+        <w:tc>
+          <w:tcPr>
+            <w:tcW w:w="3005" w:type="dxa"/>
+          </w:tcPr>
+          <w:p>
+            <w:pPr>
+              <w:jc w:val="center"/>
+              <w:rPr>
+                <w:lang w:eastAsia="en-IN"/>
+              </w:rPr>
+            </w:pPr>
+            <w:r>
+              <w:rPr>
+                <w:lang w:eastAsia="en-IN"/>
+              </w:rPr>
+              <w:t>4</w:t>
+            </w:r>
+          </w:p>
+        </w:tc>
+        <w:tc>
+          <w:tcPr>
+            <w:tcW w:w="3006" w:type="dxa"/>
+          </w:tcPr>
+          <w:p>
+            <w:pPr>
+              <w:jc w:val="center"/>
+              <w:rPr>
+                <w:lang w:eastAsia="en-IN"/>
+              </w:rPr>
+            </w:pPr>
+            <w:r>
+              <w:rPr>
+                <w:lang w:eastAsia="en-IN"/>
+              </w:rPr>
+              <w:t>5 seconds</w:t>
+            </w:r>
+          </w:p>
+        </w:tc>
+      </w:tr>
+    </w:tbl>
     <w:p>
       <w:pPr>
         <w:ind w:left="360"/>
@@ -4902,6 +5716,286 @@
           <w:lang w:eastAsia="en-IN"/>
         </w:rPr>
       </w:pPr>
+    </w:p>
+    <w:p>
+      <w:pPr>
+        <w:pStyle w:val="Heading3"/>
+        <w:numPr>
+          <w:ilvl w:val="0"/>
+          <w:numId w:val="17"/>
+        </w:numPr>
+        <w:rPr>
+          <w:lang w:eastAsia="en-IN"/>
+        </w:rPr>
+      </w:pPr>
+      <w:r>
+        <w:rPr>
+          <w:lang w:eastAsia="en-IN"/>
+        </w:rPr>
+        <w:t>User Feedback</w:t>
+      </w:r>
+    </w:p>
+    <w:p>
+      <w:pPr>
+        <w:ind w:left="360"/>
+        <w:rPr>
+          <w:lang w:eastAsia="en-IN"/>
+        </w:rPr>
+      </w:pPr>
+      <w:r>
+        <w:rPr>
+          <w:lang w:eastAsia="en-IN"/>
+        </w:rPr>
+        <w:t>Not using a divergent colour for the first task to identify the least Ethnically diverse district in the Diverse Professional Workforce vs Traditional Industrial Workforce made it difficult for the users to track down the district. A lot of time was spent in comparing multiple districts hovering to and from over them.</w:t>
+      </w:r>
+    </w:p>
+    <w:p>
+      <w:pPr>
+        <w:ind w:left="360"/>
+        <w:rPr>
+          <w:lang w:eastAsia="en-IN"/>
+        </w:rPr>
+      </w:pPr>
+      <w:r>
+        <w:rPr>
+          <w:lang w:eastAsia="en-IN"/>
+        </w:rPr>
+        <w:t>The second task was pretty fast in contrast and barely took any time in completion due to the high concentration of ‘Bad Health’</w:t>
+      </w:r>
+      <w:r>
+        <w:rPr>
+          <w:lang w:eastAsia="en-IN"/>
+        </w:rPr>
+        <w:t xml:space="preserve"> in one single district.</w:t>
+      </w:r>
+    </w:p>
+    <w:p>
+      <w:pPr>
+        <w:pStyle w:val="Heading3"/>
+        <w:numPr>
+          <w:ilvl w:val="0"/>
+          <w:numId w:val="17"/>
+        </w:numPr>
+        <w:rPr>
+          <w:lang w:eastAsia="en-IN"/>
+        </w:rPr>
+      </w:pPr>
+      <w:r>
+        <w:rPr>
+          <w:lang w:eastAsia="en-IN"/>
+        </w:rPr>
+        <w:t>Improvements</w:t>
+      </w:r>
+    </w:p>
+    <w:p>
+      <w:pPr>
+        <w:ind w:left="360"/>
+        <w:rPr>
+          <w:lang w:eastAsia="en-IN"/>
+        </w:rPr>
+      </w:pPr>
+      <w:r>
+        <w:rPr>
+          <w:lang w:eastAsia="en-IN"/>
+        </w:rPr>
+        <w:t>Due to the delayed user timings in task one, divergent colour pallet was added, to make the colour scheme a lot more transitional and make it easier to distinguish between districts by increasing the range of the colour spread.</w:t>
+      </w:r>
+    </w:p>
+    <w:p>
+      <w:pPr>
+        <w:pStyle w:val="Heading2"/>
+        <w:numPr>
+          <w:ilvl w:val="0"/>
+          <w:numId w:val="1"/>
+        </w:numPr>
+        <w:rPr>
+          <w:lang w:eastAsia="en-IN"/>
+        </w:rPr>
+      </w:pPr>
+      <w:r>
+        <w:rPr>
+          <w:lang w:eastAsia="en-IN"/>
+        </w:rPr>
+        <w:t>Conclusion</w:t>
+      </w:r>
+    </w:p>
+    <w:p>
+      <w:pPr>
+        <w:rPr>
+          <w:lang w:eastAsia="en-IN"/>
+        </w:rPr>
+      </w:pPr>
+      <w:r>
+        <w:rPr>
+          <w:lang w:eastAsia="en-IN"/>
+        </w:rPr>
+        <w:t>The project was a complete end-to-end data analytics life cycle involving not just tableau but also algorithmic implementation using python</w:t>
+      </w:r>
+      <w:r>
+        <w:rPr>
+          <w:lang w:eastAsia="en-IN"/>
+        </w:rPr>
+        <w:t>, with an added complexity of peer review.</w:t>
+      </w:r>
+    </w:p>
+    <w:p>
+      <w:pPr>
+        <w:rPr>
+          <w:lang w:eastAsia="en-IN"/>
+        </w:rPr>
+      </w:pPr>
+      <w:r>
+        <w:rPr>
+          <w:lang w:eastAsia="en-IN"/>
+        </w:rPr>
+        <w:t xml:space="preserve">The most critical find about the socio-economic scenario was </w:t>
+      </w:r>
+      <w:r>
+        <w:rPr>
+          <w:lang w:eastAsia="en-IN"/>
+        </w:rPr>
+        <w:t>finding out that there was actually a health disparity in UK in 2011 which was deeply intertwined with the occupations of the people</w:t>
+      </w:r>
+      <w:r>
+        <w:rPr>
+          <w:lang w:eastAsia="en-IN"/>
+        </w:rPr>
+        <w:t xml:space="preserve"> and not just the wealth</w:t>
+      </w:r>
+      <w:r>
+        <w:rPr>
+          <w:lang w:eastAsia="en-IN"/>
+        </w:rPr>
+        <w:t>.</w:t>
+      </w:r>
+      <w:r>
+        <w:rPr>
+          <w:lang w:eastAsia="en-IN"/>
+        </w:rPr>
+        <w:t xml:space="preserve"> </w:t>
+      </w:r>
+      <w:r>
+        <w:rPr>
+          <w:lang w:eastAsia="en-IN"/>
+        </w:rPr>
+        <w:t>It suggests that without actual efforts taken in the direction to help blue-collar workers, there health would continue to stay poor.</w:t>
+      </w:r>
+      <w:r>
+        <w:rPr>
+          <w:lang w:eastAsia="en-IN"/>
+        </w:rPr>
+        <w:t xml:space="preserve"> Although the 2031 forecast does suggest that the overall Bad health proportion is likely to drop, however, factored with population growth that would still be a rise in overall number, which the state must aim to lower.</w:t>
+      </w:r>
+      <w:r>
+        <w:rPr>
+          <w:lang w:eastAsia="en-IN"/>
+        </w:rPr>
+        <w:t xml:space="preserve"> </w:t>
+      </w:r>
+    </w:p>
+    <w:p>
+      <w:pPr>
+        <w:rPr>
+          <w:lang w:eastAsia="en-IN"/>
+        </w:rPr>
+      </w:pPr>
+      <w:r>
+        <w:rPr>
+          <w:lang w:eastAsia="en-IN"/>
+        </w:rPr>
+        <w:t>Working with high dimensional data reinforced the trust in dimensionality reduction techniques. Most of all PCA, which not only reduces the dimensionality but shows us the underlying relationship as to how different factors corelate with each other show patterns which otherwise are unseen or unknown to the average citizen.</w:t>
+      </w:r>
+      <w:r>
+        <w:rPr>
+          <w:lang w:eastAsia="en-IN"/>
+        </w:rPr>
+        <w:t xml:space="preserve"> That said, these techniques are</w:t>
+      </w:r>
+      <w:r>
+        <w:rPr>
+          <w:lang w:eastAsia="en-IN"/>
+        </w:rPr>
+        <w:t xml:space="preserve"> </w:t>
+      </w:r>
+      <w:r>
+        <w:rPr>
+          <w:lang w:eastAsia="en-IN"/>
+        </w:rPr>
+        <w:lastRenderedPageBreak/>
+        <w:t xml:space="preserve">inconsequential to an average non-technical user for example a board of directors. </w:t>
+      </w:r>
+      <w:r>
+        <w:rPr>
+          <w:lang w:eastAsia="en-IN"/>
+        </w:rPr>
+        <w:t>Thus,</w:t>
+      </w:r>
+      <w:r>
+        <w:rPr>
+          <w:lang w:eastAsia="en-IN"/>
+        </w:rPr>
+        <w:t xml:space="preserve"> effectively understanding the underlying meaning of the techniques and communication them </w:t>
+      </w:r>
+      <w:r>
+        <w:rPr>
+          <w:lang w:eastAsia="en-IN"/>
+        </w:rPr>
+        <w:t>in layman</w:t>
+      </w:r>
+      <w:r>
+        <w:rPr>
+          <w:lang w:eastAsia="en-IN"/>
+        </w:rPr>
+        <w:t xml:space="preserve"> terms is the most critical skill in the arsenal of a Data Scientist.</w:t>
+      </w:r>
+      <w:r>
+        <w:rPr>
+          <w:lang w:eastAsia="en-IN"/>
+        </w:rPr>
+        <w:t xml:space="preserve"> On top of that, showing what data needs to be shown, to most effectively communicate the story the data tells, in </w:t>
+      </w:r>
+      <w:r>
+        <w:rPr>
+          <w:lang w:eastAsia="en-IN"/>
+        </w:rPr>
+        <w:t xml:space="preserve">a minimalistic manner </w:t>
+      </w:r>
+      <w:r>
+        <w:rPr>
+          <w:lang w:eastAsia="en-IN"/>
+        </w:rPr>
+        <w:t>is a necessary skill that</w:t>
+      </w:r>
+      <w:r>
+        <w:rPr>
+          <w:lang w:eastAsia="en-IN"/>
+        </w:rPr>
+        <w:t xml:space="preserve"> further reinforces Users trust in data</w:t>
+      </w:r>
+      <w:r>
+        <w:rPr>
+          <w:lang w:eastAsia="en-IN"/>
+        </w:rPr>
+        <w:t>.</w:t>
+      </w:r>
+      <w:r>
+        <w:rPr>
+          <w:lang w:eastAsia="en-IN"/>
+        </w:rPr>
+        <w:t xml:space="preserve"> At last, Data </w:t>
+      </w:r>
+      <w:r>
+        <w:rPr>
+          <w:lang w:eastAsia="en-IN"/>
+        </w:rPr>
+        <w:t xml:space="preserve">visualization </w:t>
+      </w:r>
+      <w:r>
+        <w:rPr>
+          <w:lang w:eastAsia="en-IN"/>
+        </w:rPr>
+        <w:t>is not just about technical python scripts and complex software, it is about people and how people think.</w:t>
+      </w:r>
     </w:p>
     <w:p>
       <w:pPr>
@@ -5101,6 +6195,95 @@
     </w:lvl>
   </w:abstractNum>
   <w:abstractNum w:abstractNumId="2" w15:restartNumberingAfterBreak="0">
+    <w:nsid w:val="22166DFB"/>
+    <w:multiLevelType w:val="hybridMultilevel"/>
+    <w:tmpl w:val="5C32712C"/>
+    <w:lvl w:ilvl="0" w:tplc="1616D330">
+      <w:start w:val="1"/>
+      <w:numFmt w:val="lowerRoman"/>
+      <w:lvlText w:val="%1."/>
+      <w:lvlJc w:val="left"/>
+      <w:pPr>
+        <w:ind w:left="1080" w:hanging="720"/>
+      </w:pPr>
+      <w:rPr>
+        <w:rFonts w:hint="default"/>
+      </w:rPr>
+    </w:lvl>
+    <w:lvl w:ilvl="1" w:tplc="40090019" w:tentative="1">
+      <w:start w:val="1"/>
+      <w:numFmt w:val="lowerLetter"/>
+      <w:lvlText w:val="%2."/>
+      <w:lvlJc w:val="left"/>
+      <w:pPr>
+        <w:ind w:left="1440" w:hanging="360"/>
+      </w:pPr>
+    </w:lvl>
+    <w:lvl w:ilvl="2" w:tplc="4009001B" w:tentative="1">
+      <w:start w:val="1"/>
+      <w:numFmt w:val="lowerRoman"/>
+      <w:lvlText w:val="%3."/>
+      <w:lvlJc w:val="right"/>
+      <w:pPr>
+        <w:ind w:left="2160" w:hanging="180"/>
+      </w:pPr>
+    </w:lvl>
+    <w:lvl w:ilvl="3" w:tplc="4009000F" w:tentative="1">
+      <w:start w:val="1"/>
+      <w:numFmt w:val="decimal"/>
+      <w:lvlText w:val="%4."/>
+      <w:lvlJc w:val="left"/>
+      <w:pPr>
+        <w:ind w:left="2880" w:hanging="360"/>
+      </w:pPr>
+    </w:lvl>
+    <w:lvl w:ilvl="4" w:tplc="40090019" w:tentative="1">
+      <w:start w:val="1"/>
+      <w:numFmt w:val="lowerLetter"/>
+      <w:lvlText w:val="%5."/>
+      <w:lvlJc w:val="left"/>
+      <w:pPr>
+        <w:ind w:left="3600" w:hanging="360"/>
+      </w:pPr>
+    </w:lvl>
+    <w:lvl w:ilvl="5" w:tplc="4009001B" w:tentative="1">
+      <w:start w:val="1"/>
+      <w:numFmt w:val="lowerRoman"/>
+      <w:lvlText w:val="%6."/>
+      <w:lvlJc w:val="right"/>
+      <w:pPr>
+        <w:ind w:left="4320" w:hanging="180"/>
+      </w:pPr>
+    </w:lvl>
+    <w:lvl w:ilvl="6" w:tplc="4009000F" w:tentative="1">
+      <w:start w:val="1"/>
+      <w:numFmt w:val="decimal"/>
+      <w:lvlText w:val="%7."/>
+      <w:lvlJc w:val="left"/>
+      <w:pPr>
+        <w:ind w:left="5040" w:hanging="360"/>
+      </w:pPr>
+    </w:lvl>
+    <w:lvl w:ilvl="7" w:tplc="40090019" w:tentative="1">
+      <w:start w:val="1"/>
+      <w:numFmt w:val="lowerLetter"/>
+      <w:lvlText w:val="%8."/>
+      <w:lvlJc w:val="left"/>
+      <w:pPr>
+        <w:ind w:left="5760" w:hanging="360"/>
+      </w:pPr>
+    </w:lvl>
+    <w:lvl w:ilvl="8" w:tplc="4009001B" w:tentative="1">
+      <w:start w:val="1"/>
+      <w:numFmt w:val="lowerRoman"/>
+      <w:lvlText w:val="%9."/>
+      <w:lvlJc w:val="right"/>
+      <w:pPr>
+        <w:ind w:left="6480" w:hanging="180"/>
+      </w:pPr>
+    </w:lvl>
+  </w:abstractNum>
+  <w:abstractNum w:abstractNumId="3" w15:restartNumberingAfterBreak="0">
     <w:nsid w:val="22996F53"/>
     <w:multiLevelType w:val="hybridMultilevel"/>
     <w:tmpl w:val="3A727E8C"/>
@@ -5189,7 +6372,96 @@
       </w:pPr>
     </w:lvl>
   </w:abstractNum>
-  <w:abstractNum w:abstractNumId="3" w15:restartNumberingAfterBreak="0">
+  <w:abstractNum w:abstractNumId="4" w15:restartNumberingAfterBreak="0">
+    <w:nsid w:val="308D3EC3"/>
+    <w:multiLevelType w:val="hybridMultilevel"/>
+    <w:tmpl w:val="DA464514"/>
+    <w:lvl w:ilvl="0" w:tplc="E0104A88">
+      <w:start w:val="1"/>
+      <w:numFmt w:val="lowerRoman"/>
+      <w:lvlText w:val="%1."/>
+      <w:lvlJc w:val="left"/>
+      <w:pPr>
+        <w:ind w:left="1080" w:hanging="720"/>
+      </w:pPr>
+      <w:rPr>
+        <w:rFonts w:hint="default"/>
+      </w:rPr>
+    </w:lvl>
+    <w:lvl w:ilvl="1" w:tplc="40090019" w:tentative="1">
+      <w:start w:val="1"/>
+      <w:numFmt w:val="lowerLetter"/>
+      <w:lvlText w:val="%2."/>
+      <w:lvlJc w:val="left"/>
+      <w:pPr>
+        <w:ind w:left="1440" w:hanging="360"/>
+      </w:pPr>
+    </w:lvl>
+    <w:lvl w:ilvl="2" w:tplc="4009001B" w:tentative="1">
+      <w:start w:val="1"/>
+      <w:numFmt w:val="lowerRoman"/>
+      <w:lvlText w:val="%3."/>
+      <w:lvlJc w:val="right"/>
+      <w:pPr>
+        <w:ind w:left="2160" w:hanging="180"/>
+      </w:pPr>
+    </w:lvl>
+    <w:lvl w:ilvl="3" w:tplc="4009000F" w:tentative="1">
+      <w:start w:val="1"/>
+      <w:numFmt w:val="decimal"/>
+      <w:lvlText w:val="%4."/>
+      <w:lvlJc w:val="left"/>
+      <w:pPr>
+        <w:ind w:left="2880" w:hanging="360"/>
+      </w:pPr>
+    </w:lvl>
+    <w:lvl w:ilvl="4" w:tplc="40090019" w:tentative="1">
+      <w:start w:val="1"/>
+      <w:numFmt w:val="lowerLetter"/>
+      <w:lvlText w:val="%5."/>
+      <w:lvlJc w:val="left"/>
+      <w:pPr>
+        <w:ind w:left="3600" w:hanging="360"/>
+      </w:pPr>
+    </w:lvl>
+    <w:lvl w:ilvl="5" w:tplc="4009001B" w:tentative="1">
+      <w:start w:val="1"/>
+      <w:numFmt w:val="lowerRoman"/>
+      <w:lvlText w:val="%6."/>
+      <w:lvlJc w:val="right"/>
+      <w:pPr>
+        <w:ind w:left="4320" w:hanging="180"/>
+      </w:pPr>
+    </w:lvl>
+    <w:lvl w:ilvl="6" w:tplc="4009000F" w:tentative="1">
+      <w:start w:val="1"/>
+      <w:numFmt w:val="decimal"/>
+      <w:lvlText w:val="%7."/>
+      <w:lvlJc w:val="left"/>
+      <w:pPr>
+        <w:ind w:left="5040" w:hanging="360"/>
+      </w:pPr>
+    </w:lvl>
+    <w:lvl w:ilvl="7" w:tplc="40090019" w:tentative="1">
+      <w:start w:val="1"/>
+      <w:numFmt w:val="lowerLetter"/>
+      <w:lvlText w:val="%8."/>
+      <w:lvlJc w:val="left"/>
+      <w:pPr>
+        <w:ind w:left="5760" w:hanging="360"/>
+      </w:pPr>
+    </w:lvl>
+    <w:lvl w:ilvl="8" w:tplc="4009001B" w:tentative="1">
+      <w:start w:val="1"/>
+      <w:numFmt w:val="lowerRoman"/>
+      <w:lvlText w:val="%9."/>
+      <w:lvlJc w:val="right"/>
+      <w:pPr>
+        <w:ind w:left="6480" w:hanging="180"/>
+      </w:pPr>
+    </w:lvl>
+  </w:abstractNum>
+  <w:abstractNum w:abstractNumId="5" w15:restartNumberingAfterBreak="0">
     <w:nsid w:val="3D355E44"/>
     <w:multiLevelType w:val="multilevel"/>
     <w:tmpl w:val="280806D6"/>
@@ -5338,7 +6610,7 @@
       </w:rPr>
     </w:lvl>
   </w:abstractNum>
-  <w:abstractNum w:abstractNumId="4" w15:restartNumberingAfterBreak="0">
+  <w:abstractNum w:abstractNumId="6" w15:restartNumberingAfterBreak="0">
     <w:nsid w:val="3FD87507"/>
     <w:multiLevelType w:val="hybridMultilevel"/>
     <w:tmpl w:val="9C5285E8"/>
@@ -5451,7 +6723,7 @@
       </w:rPr>
     </w:lvl>
   </w:abstractNum>
-  <w:abstractNum w:abstractNumId="5" w15:restartNumberingAfterBreak="0">
+  <w:abstractNum w:abstractNumId="7" w15:restartNumberingAfterBreak="0">
     <w:nsid w:val="4ADF1259"/>
     <w:multiLevelType w:val="hybridMultilevel"/>
     <w:tmpl w:val="4C003588"/>
@@ -5564,7 +6836,7 @@
       </w:rPr>
     </w:lvl>
   </w:abstractNum>
-  <w:abstractNum w:abstractNumId="6" w15:restartNumberingAfterBreak="0">
+  <w:abstractNum w:abstractNumId="8" w15:restartNumberingAfterBreak="0">
     <w:nsid w:val="50C71711"/>
     <w:multiLevelType w:val="hybridMultilevel"/>
     <w:tmpl w:val="5540F450"/>
@@ -5653,7 +6925,7 @@
       </w:pPr>
     </w:lvl>
   </w:abstractNum>
-  <w:abstractNum w:abstractNumId="7" w15:restartNumberingAfterBreak="0">
+  <w:abstractNum w:abstractNumId="9" w15:restartNumberingAfterBreak="0">
     <w:nsid w:val="522F2572"/>
     <w:multiLevelType w:val="hybridMultilevel"/>
     <w:tmpl w:val="7FC8A76A"/>
@@ -5742,7 +7014,7 @@
       </w:pPr>
     </w:lvl>
   </w:abstractNum>
-  <w:abstractNum w:abstractNumId="8" w15:restartNumberingAfterBreak="0">
+  <w:abstractNum w:abstractNumId="10" w15:restartNumberingAfterBreak="0">
     <w:nsid w:val="53E40BF7"/>
     <w:multiLevelType w:val="hybridMultilevel"/>
     <w:tmpl w:val="C358C3BA"/>
@@ -5831,7 +7103,7 @@
       </w:pPr>
     </w:lvl>
   </w:abstractNum>
-  <w:abstractNum w:abstractNumId="9" w15:restartNumberingAfterBreak="0">
+  <w:abstractNum w:abstractNumId="11" w15:restartNumberingAfterBreak="0">
     <w:nsid w:val="56A54991"/>
     <w:multiLevelType w:val="hybridMultilevel"/>
     <w:tmpl w:val="6990241A"/>
@@ -5944,7 +7216,96 @@
       </w:rPr>
     </w:lvl>
   </w:abstractNum>
-  <w:abstractNum w:abstractNumId="10" w15:restartNumberingAfterBreak="0">
+  <w:abstractNum w:abstractNumId="12" w15:restartNumberingAfterBreak="0">
+    <w:nsid w:val="621E64E0"/>
+    <w:multiLevelType w:val="hybridMultilevel"/>
+    <w:tmpl w:val="5BFEAD0C"/>
+    <w:lvl w:ilvl="0" w:tplc="40090015">
+      <w:start w:val="1"/>
+      <w:numFmt w:val="upperLetter"/>
+      <w:lvlText w:val="%1."/>
+      <w:lvlJc w:val="left"/>
+      <w:pPr>
+        <w:ind w:left="720" w:hanging="360"/>
+      </w:pPr>
+      <w:rPr>
+        <w:rFonts w:hint="default"/>
+      </w:rPr>
+    </w:lvl>
+    <w:lvl w:ilvl="1" w:tplc="40090019" w:tentative="1">
+      <w:start w:val="1"/>
+      <w:numFmt w:val="lowerLetter"/>
+      <w:lvlText w:val="%2."/>
+      <w:lvlJc w:val="left"/>
+      <w:pPr>
+        <w:ind w:left="1440" w:hanging="360"/>
+      </w:pPr>
+    </w:lvl>
+    <w:lvl w:ilvl="2" w:tplc="4009001B" w:tentative="1">
+      <w:start w:val="1"/>
+      <w:numFmt w:val="lowerRoman"/>
+      <w:lvlText w:val="%3."/>
+      <w:lvlJc w:val="right"/>
+      <w:pPr>
+        <w:ind w:left="2160" w:hanging="180"/>
+      </w:pPr>
+    </w:lvl>
+    <w:lvl w:ilvl="3" w:tplc="4009000F" w:tentative="1">
+      <w:start w:val="1"/>
+      <w:numFmt w:val="decimal"/>
+      <w:lvlText w:val="%4."/>
+      <w:lvlJc w:val="left"/>
+      <w:pPr>
+        <w:ind w:left="2880" w:hanging="360"/>
+      </w:pPr>
+    </w:lvl>
+    <w:lvl w:ilvl="4" w:tplc="40090019" w:tentative="1">
+      <w:start w:val="1"/>
+      <w:numFmt w:val="lowerLetter"/>
+      <w:lvlText w:val="%5."/>
+      <w:lvlJc w:val="left"/>
+      <w:pPr>
+        <w:ind w:left="3600" w:hanging="360"/>
+      </w:pPr>
+    </w:lvl>
+    <w:lvl w:ilvl="5" w:tplc="4009001B" w:tentative="1">
+      <w:start w:val="1"/>
+      <w:numFmt w:val="lowerRoman"/>
+      <w:lvlText w:val="%6."/>
+      <w:lvlJc w:val="right"/>
+      <w:pPr>
+        <w:ind w:left="4320" w:hanging="180"/>
+      </w:pPr>
+    </w:lvl>
+    <w:lvl w:ilvl="6" w:tplc="4009000F" w:tentative="1">
+      <w:start w:val="1"/>
+      <w:numFmt w:val="decimal"/>
+      <w:lvlText w:val="%7."/>
+      <w:lvlJc w:val="left"/>
+      <w:pPr>
+        <w:ind w:left="5040" w:hanging="360"/>
+      </w:pPr>
+    </w:lvl>
+    <w:lvl w:ilvl="7" w:tplc="40090019" w:tentative="1">
+      <w:start w:val="1"/>
+      <w:numFmt w:val="lowerLetter"/>
+      <w:lvlText w:val="%8."/>
+      <w:lvlJc w:val="left"/>
+      <w:pPr>
+        <w:ind w:left="5760" w:hanging="360"/>
+      </w:pPr>
+    </w:lvl>
+    <w:lvl w:ilvl="8" w:tplc="4009001B" w:tentative="1">
+      <w:start w:val="1"/>
+      <w:numFmt w:val="lowerRoman"/>
+      <w:lvlText w:val="%9."/>
+      <w:lvlJc w:val="right"/>
+      <w:pPr>
+        <w:ind w:left="6480" w:hanging="180"/>
+      </w:pPr>
+    </w:lvl>
+  </w:abstractNum>
+  <w:abstractNum w:abstractNumId="13" w15:restartNumberingAfterBreak="0">
     <w:nsid w:val="6B642A24"/>
     <w:multiLevelType w:val="hybridMultilevel"/>
     <w:tmpl w:val="D41E07D2"/>
@@ -6057,7 +7418,7 @@
       </w:rPr>
     </w:lvl>
   </w:abstractNum>
-  <w:abstractNum w:abstractNumId="11" w15:restartNumberingAfterBreak="0">
+  <w:abstractNum w:abstractNumId="14" w15:restartNumberingAfterBreak="0">
     <w:nsid w:val="6FFE4380"/>
     <w:multiLevelType w:val="hybridMultilevel"/>
     <w:tmpl w:val="3036EBE0"/>
@@ -6146,7 +7507,7 @@
       </w:pPr>
     </w:lvl>
   </w:abstractNum>
-  <w:abstractNum w:abstractNumId="12" w15:restartNumberingAfterBreak="0">
+  <w:abstractNum w:abstractNumId="15" w15:restartNumberingAfterBreak="0">
     <w:nsid w:val="7689462F"/>
     <w:multiLevelType w:val="hybridMultilevel"/>
     <w:tmpl w:val="5D2857B4"/>
@@ -6259,7 +7620,7 @@
       </w:rPr>
     </w:lvl>
   </w:abstractNum>
-  <w:abstractNum w:abstractNumId="13" w15:restartNumberingAfterBreak="0">
+  <w:abstractNum w:abstractNumId="16" w15:restartNumberingAfterBreak="0">
     <w:nsid w:val="77DB57AA"/>
     <w:multiLevelType w:val="multilevel"/>
     <w:tmpl w:val="A688416C"/>
@@ -6408,7 +7769,7 @@
       </w:rPr>
     </w:lvl>
   </w:abstractNum>
-  <w:abstractNum w:abstractNumId="14" w15:restartNumberingAfterBreak="0">
+  <w:abstractNum w:abstractNumId="17" w15:restartNumberingAfterBreak="0">
     <w:nsid w:val="7DAD193E"/>
     <w:multiLevelType w:val="hybridMultilevel"/>
     <w:tmpl w:val="82C40630"/>
@@ -6497,7 +7858,7 @@
       </w:pPr>
     </w:lvl>
   </w:abstractNum>
-  <w:abstractNum w:abstractNumId="15" w15:restartNumberingAfterBreak="0">
+  <w:abstractNum w:abstractNumId="18" w15:restartNumberingAfterBreak="0">
     <w:nsid w:val="7DE76657"/>
     <w:multiLevelType w:val="hybridMultilevel"/>
     <w:tmpl w:val="84D8B78A"/>
@@ -6587,52 +7948,61 @@
     </w:lvl>
   </w:abstractNum>
   <w:num w:numId="1" w16cid:durableId="327633373">
+    <w:abstractNumId w:val="10"/>
+  </w:num>
+  <w:num w:numId="2" w16cid:durableId="2007047271">
+    <w:abstractNumId w:val="9"/>
+  </w:num>
+  <w:num w:numId="3" w16cid:durableId="324434122">
     <w:abstractNumId w:val="8"/>
   </w:num>
-  <w:num w:numId="2" w16cid:durableId="2007047271">
-    <w:abstractNumId w:val="7"/>
-  </w:num>
-  <w:num w:numId="3" w16cid:durableId="324434122">
-    <w:abstractNumId w:val="6"/>
-  </w:num>
   <w:num w:numId="4" w16cid:durableId="1890726462">
-    <w:abstractNumId w:val="15"/>
+    <w:abstractNumId w:val="18"/>
   </w:num>
   <w:num w:numId="5" w16cid:durableId="51655314">
+    <w:abstractNumId w:val="17"/>
+  </w:num>
+  <w:num w:numId="6" w16cid:durableId="782581513">
+    <w:abstractNumId w:val="16"/>
+  </w:num>
+  <w:num w:numId="7" w16cid:durableId="1211264618">
     <w:abstractNumId w:val="14"/>
   </w:num>
-  <w:num w:numId="6" w16cid:durableId="782581513">
-    <w:abstractNumId w:val="13"/>
-  </w:num>
-  <w:num w:numId="7" w16cid:durableId="1211264618">
-    <w:abstractNumId w:val="11"/>
-  </w:num>
   <w:num w:numId="8" w16cid:durableId="66080389">
-    <w:abstractNumId w:val="2"/>
+    <w:abstractNumId w:val="3"/>
   </w:num>
   <w:num w:numId="9" w16cid:durableId="1015497489">
-    <w:abstractNumId w:val="3"/>
+    <w:abstractNumId w:val="5"/>
   </w:num>
   <w:num w:numId="10" w16cid:durableId="345251345">
     <w:abstractNumId w:val="1"/>
   </w:num>
   <w:num w:numId="11" w16cid:durableId="86125133">
-    <w:abstractNumId w:val="12"/>
+    <w:abstractNumId w:val="15"/>
   </w:num>
   <w:num w:numId="12" w16cid:durableId="1129202848">
-    <w:abstractNumId w:val="10"/>
+    <w:abstractNumId w:val="13"/>
   </w:num>
   <w:num w:numId="13" w16cid:durableId="448011232">
     <w:abstractNumId w:val="0"/>
   </w:num>
   <w:num w:numId="14" w16cid:durableId="555435464">
-    <w:abstractNumId w:val="5"/>
+    <w:abstractNumId w:val="7"/>
   </w:num>
   <w:num w:numId="15" w16cid:durableId="1377850895">
-    <w:abstractNumId w:val="4"/>
+    <w:abstractNumId w:val="6"/>
   </w:num>
   <w:num w:numId="16" w16cid:durableId="685596486">
-    <w:abstractNumId w:val="9"/>
+    <w:abstractNumId w:val="11"/>
+  </w:num>
+  <w:num w:numId="17" w16cid:durableId="463043069">
+    <w:abstractNumId w:val="12"/>
+  </w:num>
+  <w:num w:numId="18" w16cid:durableId="1859658430">
+    <w:abstractNumId w:val="2"/>
+  </w:num>
+  <w:num w:numId="19" w16cid:durableId="235241192">
+    <w:abstractNumId w:val="4"/>
   </w:num>
 </w:numbering>
 </file>
@@ -7248,6 +8618,7 @@
   <w:style w:type="character" w:default="1" w:styleId="DefaultParagraphFont">
     <w:name w:val="Default Paragraph Font"/>
     <w:uiPriority w:val="1"/>
+    <w:semiHidden/>
     <w:unhideWhenUsed/>
   </w:style>
   <w:style w:type="table" w:default="1" w:styleId="TableNormal">
